--- a/T&C/1 Euro Auctions/Vers 2 - Multilanguage - Q4 2026/2_CPA_1EuroAuction_Versione_2_2026_DEF_POL.docx
+++ b/T&C/1 Euro Auctions/Vers 2 - Multilanguage - Q4 2026/2_CPA_1EuroAuction_Versione_2_2026_DEF_POL.docx
@@ -727,7 +727,7 @@
           <w:sz w:val="20"/>
           <w:szCs w:val="20"/>
         </w:rPr>
-        <w:t>Wypłata ewentualnego uzupełnienia ekonomicznego do wysokości PMIV jest uzależniona od prawidłowego zawarcia Umowy oraz od pełnego i ostatecznego wykonania obowiązków płatniczych przez Nabywcę, zgodnie z postanowieniami OW. Postanawia się również, że Sprzedawca musi być w pełni i bez zastrzeżeń wykonać wszystkie obowiązki przewidziane przez OW i niniejsze Szczególne warunki, w tym, tytułem przykładu, obowiązki dotyczące zgodności Pojazdu, kompletności i prawdziwości dostarczonych informacji oraz prawidłowego wykonania dostawy.</w:t>
+        <w:t>Wypłata ewentualnego uzupełnienia ekonomicznego do wysokości PMIV jest uzależniona od prawidłowego zawarcia Umowy oraz od pełnego i ostatecznego wykonania obowiązków płatniczych przez Nabywcę, zgodnie z postanowieniami OW. Postanawia się również, że Sprzedawca musi w pełni i bez zastrzeżeń wykonać wszystkie obowiązki przewidziane przez OW i niniejsze Szczególne warunki, w tym, tytułem przykładu, obowiązki dotyczące zgodności Pojazdu, kompletności i prawdziwości dostarczonych informacji oraz prawidłowego wykonania dostawy.</w:t>
       </w:r>
     </w:p>
     <w:p>

--- a/T&C/1 Euro Auctions/Vers 2 - Multilanguage - Q4 2026/2_CPA_1EuroAuction_Versione_2_2026_DEF_POL.docx
+++ b/T&C/1 Euro Auctions/Vers 2 - Multilanguage - Q4 2026/2_CPA_1EuroAuction_Versione_2_2026_DEF_POL.docx
@@ -94,10 +94,8 @@
           <w:sz w:val="20"/>
           <w:szCs w:val="20"/>
         </w:rPr>
-        <w:t>Niniejsze Szczególne warunki aukcji regulują kategorię Aukcji określaną jako „1 Euro Auctions”, organizowanych przez Fleequid w ramach Marketplace jako szczególny, specjalny i odstępczy sposób sprzedaży Pojazdów.</w:t>
-      </w:r>
-      <w:proofErr w:type="spellStart"/>
-      <w:proofErr w:type="spellEnd"/>
+        <w:t>Niniejsze Szczególne warunki sprzedaży regulują kategorię Aukcji określaną jako „1 Euro Auctions”, organizowanych przez Fleequid w ramach Marketplace jako szczególny, specjalny i odstępczy sposób sprzedaży Pojazdów.</w:t>
+      </w:r>
     </w:p>
     <w:p>
       <w:pPr>
@@ -117,7 +115,7 @@
           <w:sz w:val="20"/>
           <w:szCs w:val="20"/>
         </w:rPr>
-        <w:t>Zostają one przyjęte na podstawie i dla skutków art. 4.3, 4.4 i 9.4 lit. d) Ogólnych Warunków Marketplace Fleequid („OW”) i stanowią Szczególne warunki sprzedaży w rozumieniu OW (zwane dalej również „Szczególnymi warunkami aukcji”), z wynikającą z tego nadrzędnością względem OW w przypadku niezgodności oraz w granicach kwestii wyraźnie uregulowanych w niniejszym dokumencie.</w:t>
+        <w:t>Zostają one przyjęte na podstawie i dla skutków art. 4.3, 4.4, 4.5 i 9.4 lit. d) Ogólnych Warunków Marketplace Fleequid („OW”) i stanowią Szczególne warunki sprzedaży w rozumieniu OW (zwane dalej również „Szczególnymi warunkami”), z wynikającą z tego nadrzędnością względem OW w przypadku niezgodności oraz w granicach kwestii wyraźnie uregulowanych w niniejszym dokumencie.</w:t>
       </w:r>
     </w:p>
     <w:p>
@@ -138,10 +136,8 @@
           <w:sz w:val="20"/>
           <w:szCs w:val="20"/>
         </w:rPr>
-        <w:t>Niniejsze Szczególne warunki mają zastosowanie wyłącznie wtedy, gdy Aukcja zostaje wyraźnie zakwalifikowana jako „1 Euro Auction” w odpowiednim formularzu opublikowanym na Marketplace, również poprzez zwykłe jej oznaczenie lub etykietowanie, niezależnie od obecności pełnego odesłania tekstowego lub szczególnej treści opisowej. Taka kwalifikacja powoduje automatyczne zastosowanie niniejszych warunków do odpowiedniego stosunku umownego, na mocy rejestracji i korzystania z Marketplace przez Użytkowników, bez konieczności dalszej akceptacji, przy zachowaniu OW już zatwierdzonych przez Użytkowników.</w:t>
-      </w:r>
-      <w:proofErr w:type="spellStart"/>
-      <w:proofErr w:type="spellEnd"/>
+        <w:t>Niniejsze Szczególne warunki mają zastosowanie wyłącznie wtedy, gdy Aukcja zostaje wyraźnie zakwalifikowana jako „1 Euro Auction” w odpowiednim formularzu opublikowanym na Marketplace, również poprzez zwykłe oznaczenie lub etykietowanie, pod warunkiem że odpowiedni tekst został udostępniony i można się z nim zapoznać przed złożeniem Oferty zgodnie z art. 4.5 OW.</w:t>
+      </w:r>
     </w:p>
     <w:p>
       <w:pPr>
@@ -161,7 +157,7 @@
           <w:sz w:val="20"/>
           <w:szCs w:val="20"/>
         </w:rPr>
-        <w:t>Publikacja Propozycji sprzedaży w ramach Aukcji zakwalifikowanej jako „1 Euro Auction”, jak również udział w niej przez Oferentów, stanowi wyraźną, pełną i wiążącą akceptację niniejszych Szczególnych warunków. Pozostaje niezmieniona odrębna akceptacja na piśmie, zgodnie z art. 1341 i 1342 włoskiego Kodeksu cywilnego, postanowień wskazanych w końcowej części niniejszego dokumentu.</w:t>
+        <w:t>Pozostaje niezmieniona odrębna akceptacja na piśmie, zgodnie z art. 1341 i 1342 włoskiego Kodeksu cywilnego, postanowień wskazanych w końcowej części niniejszego dokumentu.</w:t>
       </w:r>
     </w:p>
     <w:p>
@@ -182,10 +178,8 @@
           <w:sz w:val="20"/>
           <w:szCs w:val="20"/>
         </w:rPr>
-        <w:t>W zakresie nieuregulowanym wyraźnie w niniejszym dokumencie pozostają w pełni zastosowanie OW, ewentualne Warunki szczególne oraz Cennik Fleequid, w zakresie, w jakim są zgodne z charakterem „1 Euro Auctions”, zgodnie z hierarchią ustanowioną przez art. 3.3 OW.</w:t>
-      </w:r>
-      <w:proofErr w:type="spellStart"/>
-      <w:proofErr w:type="spellEnd"/>
+        <w:t>W zakresie nieuregulowanym wyraźnie w niniejszym dokumencie pozostają w pełni zastosowanie OW, ewentualne Warunki Szczegółowe oraz Cennik Fleequid, zgodnie z hierarchią ustanowioną przez art. 4.3 OW.</w:t>
+      </w:r>
     </w:p>
     <w:p>
       <w:pPr>
@@ -277,7 +271,7 @@
           <w:sz w:val="20"/>
           <w:szCs w:val="20"/>
         </w:rPr>
-        <w:t>„1 Euro Auctions” stanowią szczególną kategorię Aukcji organizowanej przez Fleequid w ramach Marketplace, charakteryzującą się szczególnymi sposobami określania ceny oraz szczególnymi warunkami ekonomicznymi względem Aukcji zwykłych regulowanych przez Ogólne Warunki („OW”).</w:t>
+        <w:t>„1 Euro Auctions” stanowią szczególną kategorię Aukcji organizowanej przez Fleequid w ramach Marketplace, charakteryzującą się szczególnymi sposobami określania ceny oraz szczególnymi warunkami ekonomicznymi, odmiennymi względem warunków Aukcji zwykłych regulowanych przez Ogólne Warunki („OW”).</w:t>
       </w:r>
     </w:p>
     <w:p>
@@ -528,7 +522,7 @@
           <w:sz w:val="20"/>
           <w:szCs w:val="20"/>
         </w:rPr>
-        <w:t>Jeżeli z chwilą zakończenia 1 Euro Auction nie wpłynęła żadna ważna Oferta, Aukcję uważa się za nierozstrzygniętą i nie dochodzi do zawarcia żadnego Wiążącego Porozumienia w rozumieniu OW; w konsekwencji po stronie Fleequid, Sprzedawcy ani osób trzecich nie powstaje żaden obowiązek nabycia Pojazdu.</w:t>
+        <w:t>Jeżeli z chwilą zakończenia 1 Euro Auction nie wpłynęła żadna ważna Oferta, Aukcję uważa się za nierozstrzygniętą i nie dochodzi do zawarcia żadnego Wiążącego Porozumienia w rozumieniu OW.</w:t>
       </w:r>
     </w:p>
     <w:p>
@@ -727,7 +721,7 @@
           <w:sz w:val="20"/>
           <w:szCs w:val="20"/>
         </w:rPr>
-        <w:t>Wypłata ewentualnego uzupełnienia ekonomicznego do wysokości PMIV jest uzależniona od prawidłowego zawarcia Umowy oraz od pełnego i ostatecznego wykonania obowiązków płatniczych przez Nabywcę, zgodnie z postanowieniami OW. Postanawia się również, że Sprzedawca musi w pełni i bez zastrzeżeń wykonać wszystkie obowiązki przewidziane przez OW i niniejsze Szczególne warunki, w tym, tytułem przykładu, obowiązki dotyczące zgodności Pojazdu, kompletności i prawdziwości dostarczonych informacji oraz prawidłowego wykonania dostawy.</w:t>
+        <w:t>Wypłata ewentualnego uzupełnienia ekonomicznego do wysokości PMIV jest uzależniona od prawidłowego zawarcia Wiążącego Porozumienia oraz od pełnego i ostatecznego wykonania obowiązków płatniczych przez Nabywcę, zgodnie z postanowieniami OW. Postanawia się również, że Sprzedawca musi w pełni i bez zastrzeżeń wykonać wszystkie obowiązki przewidziane przez OW i niniejsze Szczególne warunki, w tym, tytułem przykładu, obowiązki dotyczące zgodności Pojazdu, kompletności i prawdziwości dostarczonych informacji oraz prawidłowego wykonania dostawy.</w:t>
       </w:r>
     </w:p>
     <w:p>
@@ -849,7 +843,7 @@
           <w:sz w:val="20"/>
           <w:szCs w:val="20"/>
         </w:rPr>
-        <w:t>Struktura prowizji.</w:t>
+        <w:t>Struktura prowizji w Sprzedaży komisowej.</w:t>
       </w:r>
     </w:p>
     <w:p>
@@ -1096,10 +1090,8 @@
           <w:sz w:val="20"/>
           <w:szCs w:val="20"/>
         </w:rPr>
-        <w:t>Nabywca, na rzecz którego nastąpiło przybicie, jest zobowiązany do zapłaty ceny aukcyjnej oraz należnych Prowizji w terminach i według sposobów przewidzianych przez OW, jak również przez Cennik mający zastosowanie do określonej 1 Euro Auction.</w:t>
-      </w:r>
-      <w:proofErr w:type="spellStart"/>
-      <w:proofErr w:type="spellEnd"/>
+        <w:t>Nabywca jest zobowiązany do zapłaty Łącznej Kwoty Należnej w terminach i według sposobów przewidzianych przez OW oraz przez warunki mające zastosowanie do określonej 1 Euro Auction.</w:t>
+      </w:r>
     </w:p>
     <w:p>
       <w:pPr>
@@ -1148,10 +1140,8 @@
           <w:sz w:val="20"/>
           <w:szCs w:val="20"/>
         </w:rPr>
-        <w:t>W przypadku 1 Euro Auctions ewentualne uzupełnienie ekonomiczne na rzecz Sprzedawcy jest należne od Fleequid wyłącznie w granicach i na warunkach przewidzianych przez art. 3 niniejszych Szczególnych warunków. Postanawia się, że takie uzupełnienie jest uzależnione od pełnego wykonania przewidzianych w nim warunków, w tym prawidłowego zawarcia Umowy oraz faktycznego wpływu kwot należnych od Nabywcy, z zastrzeżeniem odmiennych postanowień niniejszych Szczególnych warunków.</w:t>
-      </w:r>
-      <w:proofErr w:type="spellStart"/>
-      <w:proofErr w:type="spellEnd"/>
+        <w:t>W przypadku 1 Euro Auctions ewentualne uzupełnienie ekonomiczne na rzecz Sprzedawcy jest należne od Fleequid wyłącznie w granicach i na warunkach przewidzianych przez art. 3 niniejszych Szczególnych warunków. Postanawia się, że takie uzupełnienie jest uzależnione od pełnego wykonania przewidzianych w nim warunków, w tym prawidłowego zawarcia Wiążącego Porozumienia oraz faktycznego wpływu kwot należnych od Nabywcy, z zastrzeżeniem odmiennych postanowień niniejszych Szczególnych warunków.</w:t>
+      </w:r>
     </w:p>
     <w:p>
       <w:pPr>
@@ -1467,6 +1457,7 @@
         <w:rPr>
           <w:rFonts w:ascii="Verdana" w:hAnsi="Verdana"/>
           <w:b/>
+          <w:bCs/>
           <w:sz w:val="20"/>
           <w:szCs w:val="20"/>
         </w:rPr>
@@ -1497,6 +1488,7 @@
         <w:rPr>
           <w:rFonts w:ascii="Verdana" w:hAnsi="Verdana"/>
           <w:b/>
+          <w:bCs/>
           <w:sz w:val="20"/>
           <w:szCs w:val="20"/>
         </w:rPr>
